--- a/Unnn-Inf/U301-Igt.docx
+++ b/Unnn-Inf/U301-Igt.docx
@@ -407,7 +407,21 @@
         <w:rPr>
           <w:rFonts w:ascii="Gentium" w:hAnsi="Gentium" w:cs="Gentium"/>
         </w:rPr>
-        <w:t xml:space="preserve">This little child Jesus, when he was five years, old was playing at the ford of a brook; and he gathered together the waters that flowed there into pools, and made them straightway clean, and commanded them by his word alone. </w:t>
+        <w:t xml:space="preserve">This little child Jesus, when he was five years, old was playing at the ford of a brook; and he gathered together the waters that flowed </w:t>
+      </w:r>
+      <w:r>
+        <w:rPr>
+          <w:rFonts w:ascii="Gentium" w:hAnsi="Gentium" w:cs="Gentium"/>
+          <w:i/>
+          <w:iCs/>
+        </w:rPr>
+        <w:t>there</w:t>
+      </w:r>
+      <w:r>
+        <w:rPr>
+          <w:rFonts w:ascii="Gentium" w:hAnsi="Gentium" w:cs="Gentium"/>
+        </w:rPr>
+        <w:t xml:space="preserve"> into pools, and made them straightway clean, and commanded them by his word alone. </w:t>
       </w:r>
       <w:r>
         <w:rPr>
@@ -423,7 +437,21 @@
         <w:rPr>
           <w:rFonts w:ascii="Gentium" w:hAnsi="Gentium" w:cs="Gentium"/>
         </w:rPr>
-        <w:t xml:space="preserve">And, having made soft clay, he fashioned thereof twelve sparrows. And it was the Sabbath when he did these things (or made them). And there were also many other little children playing with him. </w:t>
+        <w:t>And, having made soft clay, he fashioned thereof twelve sparrows. And it was the Sabbath when he did these things (</w:t>
+      </w:r>
+      <w:r>
+        <w:rPr>
+          <w:rFonts w:ascii="Gentium" w:hAnsi="Gentium" w:cs="Gentium"/>
+          <w:i/>
+          <w:iCs/>
+        </w:rPr>
+        <w:t xml:space="preserve">or </w:t>
+      </w:r>
+      <w:r>
+        <w:rPr>
+          <w:rFonts w:ascii="Gentium" w:hAnsi="Gentium" w:cs="Gentium"/>
+        </w:rPr>
+        <w:t xml:space="preserve">made them). And there were also many other little children playing with him. </w:t>
       </w:r>
       <w:r>
         <w:rPr>
@@ -608,7 +636,31 @@
         <w:rPr>
           <w:rFonts w:ascii="Gentium" w:hAnsi="Gentium" w:cs="Gentium"/>
         </w:rPr>
-        <w:t xml:space="preserve">Now, when that teacher saw him laughing, he said to his pupils in great anger, “Go, bring him here to me.” And, when they had brought him, the master took hold of his ear and said, “What did you see that you laughed?” And he said to him, “Master, see, my hand is full of corn, and I showed it to them, and scattered the corn, which they are carrying away in danger; for this cause, they fought with one another that they might partake of the corn.” </w:t>
+        <w:t xml:space="preserve">Now, when that teacher saw him laughing, he said to his pupils in great anger, “Go, bring him here to me.” And, when they had brought him, the master took hold of his ear and said, “What did you see that you laughed?” And he said to him, “Master, see, my hand is full of corn, and I showed it to them, and scattered the corn, which they are carrying away </w:t>
+      </w:r>
+      <w:r>
+        <w:rPr>
+          <w:rFonts w:ascii="Gentium" w:hAnsi="Gentium" w:cs="Gentium"/>
+        </w:rPr>
+        <w:t>†</w:t>
+      </w:r>
+      <w:r>
+        <w:rPr>
+          <w:rFonts w:ascii="Gentium" w:hAnsi="Gentium" w:cs="Gentium"/>
+        </w:rPr>
+        <w:t>in danger</w:t>
+      </w:r>
+      <w:r>
+        <w:rPr>
+          <w:rFonts w:ascii="Gentium" w:hAnsi="Gentium" w:cs="Gentium"/>
+        </w:rPr>
+        <w:t>†</w:t>
+      </w:r>
+      <w:r>
+        <w:rPr>
+          <w:rFonts w:ascii="Gentium" w:hAnsi="Gentium" w:cs="Gentium"/>
+        </w:rPr>
+        <w:t xml:space="preserve">; for this cause, they fought with one another that they might partake of the corn.” </w:t>
       </w:r>
       <w:r>
         <w:rPr>
@@ -882,7 +934,44 @@
         <w:rPr>
           <w:rFonts w:ascii="Gentium" w:hAnsi="Gentium" w:cs="Gentium"/>
         </w:rPr>
-        <w:t>And behold, an angel of the Lord met with Mary and said to her, “Take the child and return into the land of the Jews; for, they are dead who sought his life.” So, Mary arose with Jesus and they went into the city Nazareth, which is in the inheritance of his (her?) father. 2 But, when Joseph departed out of Egypt after the death of Herod, he took Jesus into the wilderness until there was quiet in Jerusalem from those who sought the life of the child. And he gave thanks to God, that he had given him understanding, and because he had found grace before the Lord God. Amen.</w:t>
+        <w:t xml:space="preserve">And behold, an angel of the Lord met with Mary and said to her, “Take the child and return into the land of the Jews; for, they are dead who sought his life.” So, Mary arose with Jesus and they went into the city Nazareth, which is in the inheritance of his (her?) father. </w:t>
+      </w:r>
+      <w:r>
+        <w:rPr>
+          <w:rFonts w:ascii="Gentium" w:hAnsi="Gentium" w:cs="Gentium"/>
+          <w:b/>
+          <w:bCs/>
+          <w:color w:val="0070C0"/>
+          <w:vertAlign w:val="superscript"/>
+        </w:rPr>
+        <w:t>2</w:t>
+      </w:r>
+      <w:r>
+        <w:rPr>
+          <w:rFonts w:ascii="Gentium" w:hAnsi="Gentium" w:cs="Gentium"/>
+          <w:color w:val="0070C0"/>
+        </w:rPr>
+        <w:t> </w:t>
+      </w:r>
+      <w:r>
+        <w:rPr>
+          <w:rFonts w:ascii="Gentium" w:hAnsi="Gentium" w:cs="Gentium"/>
+        </w:rPr>
+        <w:t xml:space="preserve">But, when Joseph departed out of Egypt after the death of Herod, he took </w:t>
+      </w:r>
+      <w:r>
+        <w:rPr>
+          <w:rFonts w:ascii="Gentium" w:hAnsi="Gentium" w:cs="Gentium"/>
+          <w:i/>
+          <w:iCs/>
+        </w:rPr>
+        <w:t>Jesus</w:t>
+      </w:r>
+      <w:r>
+        <w:rPr>
+          <w:rFonts w:ascii="Gentium" w:hAnsi="Gentium" w:cs="Gentium"/>
+        </w:rPr>
+        <w:t xml:space="preserve"> into the wilderness until there was quiet in Jerusalem from those who sought the life of the child. And he gave thanks to God, that he had given him understanding, and because he had found grace before the Lord God. Amen.</w:t>
       </w:r>
     </w:p>
     <w:p>
@@ -1096,7 +1185,21 @@
         <w:rPr>
           <w:rFonts w:ascii="Gentium" w:hAnsi="Gentium" w:cs="Gentium"/>
         </w:rPr>
-        <w:t>You shall not finish your course (lit. go all your way).</w:t>
+        <w:t>You shall not finish your course (</w:t>
+      </w:r>
+      <w:r>
+        <w:rPr>
+          <w:rFonts w:ascii="Gentium" w:hAnsi="Gentium" w:cs="Gentium"/>
+          <w:i/>
+          <w:iCs/>
+        </w:rPr>
+        <w:t>lit.</w:t>
+      </w:r>
+      <w:r>
+        <w:rPr>
+          <w:rFonts w:ascii="Gentium" w:hAnsi="Gentium" w:cs="Gentium"/>
+        </w:rPr>
+        <w:t xml:space="preserve"> go all your way).</w:t>
       </w:r>
       <w:r>
         <w:rPr>
@@ -1260,7 +1363,35 @@
         <w:rPr>
           <w:rFonts w:ascii="Gentium" w:hAnsi="Gentium" w:cs="Gentium"/>
         </w:rPr>
-        <w:t>It is a glorious work for Thomas the Israelite (Ishmaelite) the apostle of the Lord to tell of the works of Jesus after he came out of Egypt to Nazareth. Hear (understand), therefore, all of you beloved brothers, the signs that the Lord Jesus did when he was in the city of Nazareth, as it is said in the first chapter.</w:t>
+        <w:t xml:space="preserve">It is </w:t>
+      </w:r>
+      <w:r>
+        <w:rPr>
+          <w:rFonts w:ascii="Gentium" w:hAnsi="Gentium" w:cs="Gentium"/>
+          <w:i/>
+          <w:iCs/>
+        </w:rPr>
+        <w:t>a</w:t>
+      </w:r>
+      <w:r>
+        <w:rPr>
+          <w:rFonts w:ascii="Gentium" w:hAnsi="Gentium" w:cs="Gentium"/>
+        </w:rPr>
+        <w:t xml:space="preserve"> glorious </w:t>
+      </w:r>
+      <w:r>
+        <w:rPr>
+          <w:rFonts w:ascii="Gentium" w:hAnsi="Gentium" w:cs="Gentium"/>
+          <w:i/>
+          <w:iCs/>
+        </w:rPr>
+        <w:t>work</w:t>
+      </w:r>
+      <w:r>
+        <w:rPr>
+          <w:rFonts w:ascii="Gentium" w:hAnsi="Gentium" w:cs="Gentium"/>
+        </w:rPr>
+        <w:t xml:space="preserve"> for Thomas the Israelite (Ishmaelite) the apostle of the Lord to tell of the works of Jesus after he came out of Egypt to Nazareth. Hear (understand), therefore, all of you beloved brothers, the signs that the Lord Jesus did when he was in the city of Nazareth, as it is said in the first chapter.</w:t>
       </w:r>
     </w:p>
     <w:p>
@@ -1611,7 +1742,61 @@
           <w:rFonts w:ascii="Gentium" w:hAnsi="Gentium" w:cs="Gentium"/>
         </w:rPr>
         <w:lastRenderedPageBreak/>
-        <w:t>to death by him (lit. lose their senses).” 2 And Joseph called Jesus and began to admonish him, saying, “Why do you blaspheme? Those who dwell in this place conceive hatred against us.” But Jesus said, “I know that these words are not mine but yours; yet, for your sake, I will hold my peace. But let them see (bear?) their own foolishness.” And, straight away, those who spoke against Jesus were made blind, and as they walked to and fro they said, “Every word that comes out of his mouth has fulfilment.” 3 And, when Joseph saw what Jesus had done, he took hold of him by his ear in anger; but Jesus was vexed and said to Joseph, “It suffices you to see me and not to touch me. For, you know not who I am, which if you knew, you would not grieve me. And albeit I am with you now, yet was I made before you.”</w:t>
+        <w:t xml:space="preserve">to death </w:t>
+      </w:r>
+      <w:r>
+        <w:rPr>
+          <w:rFonts w:ascii="Gentium" w:hAnsi="Gentium" w:cs="Gentium"/>
+          <w:i/>
+          <w:iCs/>
+        </w:rPr>
+        <w:t>by him</w:t>
+      </w:r>
+      <w:r>
+        <w:rPr>
+          <w:rFonts w:ascii="Gentium" w:hAnsi="Gentium" w:cs="Gentium"/>
+        </w:rPr>
+        <w:t xml:space="preserve"> (</w:t>
+      </w:r>
+      <w:r>
+        <w:rPr>
+          <w:rFonts w:ascii="Gentium" w:hAnsi="Gentium" w:cs="Gentium"/>
+          <w:i/>
+          <w:iCs/>
+        </w:rPr>
+        <w:t>lit.</w:t>
+      </w:r>
+      <w:r>
+        <w:rPr>
+          <w:rFonts w:ascii="Gentium" w:hAnsi="Gentium" w:cs="Gentium"/>
+        </w:rPr>
+        <w:t xml:space="preserve"> lose their senses).” 2 And Joseph called Jesus and began to admonish him, </w:t>
+      </w:r>
+      <w:r>
+        <w:rPr>
+          <w:rFonts w:ascii="Gentium" w:hAnsi="Gentium" w:cs="Gentium"/>
+          <w:i/>
+          <w:iCs/>
+        </w:rPr>
+        <w:t>saying</w:t>
+      </w:r>
+      <w:r>
+        <w:rPr>
+          <w:rFonts w:ascii="Gentium" w:hAnsi="Gentium" w:cs="Gentium"/>
+        </w:rPr>
+        <w:t>, “Why do you blaspheme? Those who dwell in this place conceive hatred against us.” But Jesus said, “I know that these words are not mine but yours; yet, for your sake, I will hold my peace. But let them see (</w:t>
+      </w:r>
+      <w:r>
+        <w:rPr>
+          <w:rFonts w:ascii="Gentium" w:hAnsi="Gentium" w:cs="Gentium"/>
+        </w:rPr>
+        <w:t xml:space="preserve">? </w:t>
+      </w:r>
+      <w:r>
+        <w:rPr>
+          <w:rFonts w:ascii="Gentium" w:hAnsi="Gentium" w:cs="Gentium"/>
+        </w:rPr>
+        <w:t>bear) their own foolishness.” And, straight away, those who spoke against Jesus were made blind, and as they walked to and fro they said, “Every word that comes out of his mouth has fulfilment.” 3 And, when Joseph saw what Jesus had done, he took hold of him by his ear in anger; but Jesus was vexed and said to Joseph, “It suffices you to see me and not to touch me. For, you know not who I am, which if you knew, you would not grieve me. And albeit I am with you now, yet was I made before you.”</w:t>
       </w:r>
     </w:p>
     <w:p>
@@ -1730,23 +1915,7 @@
         <w:rPr>
           <w:rFonts w:ascii="Gentium" w:hAnsi="Gentium" w:cs="Gentium"/>
         </w:rPr>
-        <w:t xml:space="preserve">And he told him all the letters from Alpha even to Omega clearly, with much questioning. But Jesus looked on Zacchaeus the teacher and said to him, “You that does not know the Alpha according to its nature, how can you teach others the Beta? You hypocrite! First, if you know it, teach the Alpha, and then will we believe you concerning the Beta. Then he began to confound the mouth of the teacher concerning the first letter, and he could not prevail to answer him. </w:t>
-      </w:r>
-      <w:r>
-        <w:rPr>
-          <w:rFonts w:ascii="Gentium" w:hAnsi="Gentium" w:cs="Gentium"/>
-          <w:b/>
-          <w:bCs/>
-          <w:color w:val="0070C0"/>
-          <w:vertAlign w:val="superscript"/>
-        </w:rPr>
-        <w:t>4 </w:t>
-      </w:r>
-      <w:r>
-        <w:rPr>
-          <w:rFonts w:ascii="Gentium" w:hAnsi="Gentium" w:cs="Gentium"/>
-        </w:rPr>
-        <w:t xml:space="preserve">And, in the hearing of many, the young child said to Zacchaeus, “Hear, O teacher, the ordinance of the first letter and pay heed to this, how it has </w:t>
+        <w:t xml:space="preserve">And he told him all the letters from Alpha even to Omega clearly, with much questioning. But </w:t>
       </w:r>
       <w:r>
         <w:rPr>
@@ -1754,7 +1923,49 @@
           <w:i/>
           <w:iCs/>
         </w:rPr>
-        <w:t>[what follows is really unintelligible in this and in all the parallel texts: a literal version would run something like this: how it has lines, and a middle mark, which you see, common to both, going apart; coming together, raised up on high, dancing (a corrupt word), of three signs, like in kind (a corrupt word), balanced, equal in measure]: thou hast the rules of the Alpha.]</w:t>
+        <w:t>Jesus</w:t>
+      </w:r>
+      <w:r>
+        <w:rPr>
+          <w:rFonts w:ascii="Gentium" w:hAnsi="Gentium" w:cs="Gentium"/>
+        </w:rPr>
+        <w:t xml:space="preserve"> looked on Zacchaeus the teacher and said to him, “You that does not know the Alpha according to its nature, how can you teach others the Beta? You hypocrite! First, if you know it, teach the Alpha, and then will we believe you concerning the Beta. Then he began to confound the mouth of the teacher concerning the first letter, and he could not prevail to answer him. </w:t>
+      </w:r>
+      <w:r>
+        <w:rPr>
+          <w:rFonts w:ascii="Gentium" w:hAnsi="Gentium" w:cs="Gentium"/>
+          <w:b/>
+          <w:bCs/>
+          <w:color w:val="0070C0"/>
+          <w:vertAlign w:val="superscript"/>
+        </w:rPr>
+        <w:t>4 </w:t>
+      </w:r>
+      <w:r>
+        <w:rPr>
+          <w:rFonts w:ascii="Gentium" w:hAnsi="Gentium" w:cs="Gentium"/>
+        </w:rPr>
+        <w:t xml:space="preserve">And, in the hearing of many, the young child said to Zacchaeus, “Hear, O teacher, the ordinance of the first letter and pay heed to this, how it has </w:t>
+      </w:r>
+      <w:r>
+        <w:rPr>
+          <w:rFonts w:ascii="Gentium" w:hAnsi="Gentium" w:cs="Gentium"/>
+          <w:i/>
+          <w:iCs/>
+        </w:rPr>
+        <w:t xml:space="preserve">[what follows is really unintelligible in this and in all the parallel texts: a literal version would run something like this: how it has lines, and a middle mark, which you see, common to both, going apart; coming together, raised up on high, dancing (a corrupt word), of three signs, like in kind (a corrupt word), balanced, equal in measure]: </w:t>
+      </w:r>
+      <w:r>
+        <w:rPr>
+          <w:rFonts w:ascii="Gentium" w:hAnsi="Gentium" w:cs="Gentium"/>
+        </w:rPr>
+        <w:t>you have</w:t>
+      </w:r>
+      <w:r>
+        <w:rPr>
+          <w:rFonts w:ascii="Gentium" w:hAnsi="Gentium" w:cs="Gentium"/>
+        </w:rPr>
+        <w:t xml:space="preserve"> the rules of the Alpha.</w:t>
       </w:r>
     </w:p>
     <w:p>
@@ -1821,7 +2032,21 @@
         <w:rPr>
           <w:rFonts w:ascii="Gentium" w:hAnsi="Gentium" w:cs="Gentium"/>
         </w:rPr>
-        <w:t xml:space="preserve">And, when Jesus heard that, he laughed and said to them, “You speak that you know, but I have knowledge more than you; for, I am before the worlds. And I know when the fathers of your fathers were begotten, and I know how many are the years of your life.” And everyone that heard it was amazed. </w:t>
+        <w:t xml:space="preserve">And, when Jesus heard that, he laughed and said to them, “You speak that you know, but I have knowledge more than you; for, I am before the worlds. And I know when the fathers of your fathers were begotten, and I know how many are the years of your life.” And </w:t>
+      </w:r>
+      <w:r>
+        <w:rPr>
+          <w:rFonts w:ascii="Gentium" w:hAnsi="Gentium" w:cs="Gentium"/>
+          <w:i/>
+          <w:iCs/>
+        </w:rPr>
+        <w:t>every</w:t>
+      </w:r>
+      <w:r>
+        <w:rPr>
+          <w:rFonts w:ascii="Gentium" w:hAnsi="Gentium" w:cs="Gentium"/>
+        </w:rPr>
+        <w:t xml:space="preserve">one that heard it was amazed. </w:t>
       </w:r>
       <w:r>
         <w:rPr>
@@ -1942,7 +2167,35 @@
         <w:rPr>
           <w:rFonts w:ascii="Gentium" w:hAnsi="Gentium" w:cs="Gentium"/>
         </w:rPr>
-        <w:t>But, when Jesus heard Joseph saying these things, he said to Zacheus, “Verily, O master, all things that proceed out of my mouth are true. And I am before all men, and I am Lord, but you are the children of strangers; for, to me is given the glory of them (or of the worlds) but to you nothing is given; for, I am before all worlds. And I know how many are the years of your life, and when you shall raise that standard (i.e. the cross) whereof my father spoke, then shall you understand that all things that proceed out of my mouth are true.”</w:t>
+        <w:t>But, when Jesus heard Joseph saying these things, he said to Zacheus, “Verily, O master, all things that proceed out of my mouth are true. And I am before all men, and I am Lord, but you are the children of strangers; for, to me is given the glory of them (</w:t>
+      </w:r>
+      <w:r>
+        <w:rPr>
+          <w:rFonts w:ascii="Gentium" w:hAnsi="Gentium" w:cs="Gentium"/>
+          <w:i/>
+          <w:iCs/>
+        </w:rPr>
+        <w:t>or</w:t>
+      </w:r>
+      <w:r>
+        <w:rPr>
+          <w:rFonts w:ascii="Gentium" w:hAnsi="Gentium" w:cs="Gentium"/>
+        </w:rPr>
+        <w:t xml:space="preserve"> of the worlds) but to you nothing is given; for, I am before all worlds. And I know how many are the years of your life, and when you shall raise that standard (i.e. the cross) whereof my father spoke, </w:t>
+      </w:r>
+      <w:r>
+        <w:rPr>
+          <w:rFonts w:ascii="Gentium" w:hAnsi="Gentium" w:cs="Gentium"/>
+          <w:i/>
+          <w:iCs/>
+        </w:rPr>
+        <w:t>then shall you</w:t>
+      </w:r>
+      <w:r>
+        <w:rPr>
+          <w:rFonts w:ascii="Gentium" w:hAnsi="Gentium" w:cs="Gentium"/>
+        </w:rPr>
+        <w:t xml:space="preserve"> understand that all things that proceed out of my mouth are true.”</w:t>
       </w:r>
     </w:p>
     <w:p>
@@ -1998,7 +2251,21 @@
         <w:rPr>
           <w:rFonts w:ascii="Gentium" w:hAnsi="Gentium" w:cs="Gentium"/>
         </w:rPr>
-        <w:t>When the Jews heard the word that the child spoke, they were wroth because they were not able to answer him. And the child turned himself about and rejoiced and said, “I spoke to you a proverb; but I know that you are weak and know not anything.”</w:t>
+        <w:t xml:space="preserve">When the Jews heard the word that the child spoke, they were wroth because they were not able to answer </w:t>
+      </w:r>
+      <w:r>
+        <w:rPr>
+          <w:rFonts w:ascii="Gentium" w:hAnsi="Gentium" w:cs="Gentium"/>
+          <w:i/>
+          <w:iCs/>
+        </w:rPr>
+        <w:t>him</w:t>
+      </w:r>
+      <w:r>
+        <w:rPr>
+          <w:rFonts w:ascii="Gentium" w:hAnsi="Gentium" w:cs="Gentium"/>
+        </w:rPr>
+        <w:t>. And the child turned himself about and rejoiced and said, “I spoke to you a proverb; but I know that you are weak and know not anything.”</w:t>
       </w:r>
     </w:p>
     <w:p>
@@ -2023,7 +2290,21 @@
         <w:rPr>
           <w:rFonts w:ascii="Gentium" w:hAnsi="Gentium" w:cs="Gentium"/>
         </w:rPr>
-        <w:t xml:space="preserve">Now, that master said to Joseph, “Bring him to me and I will teach him letters.” And Joseph took the child Jesus and brought him to the house [of a certain master], where other children also were taught. But the master began to teach him the letters with sweet speech, and wrote for him the first line that goes from A to T, and began to flatter him and to teach him (and commanded him to say the letters); but the child held his peace. </w:t>
+        <w:t xml:space="preserve">Now, that master said to Joseph, “Bring him to me and I will teach him letters.” And Joseph took the child Jesus and brought him to the house [of a certain master], where other children also were taught. But the master began to teach him the letters with sweet speech, and wrote for him the first line that goes from A to T, and began to flatter him and to teach him </w:t>
+      </w:r>
+      <w:r>
+        <w:rPr>
+          <w:rFonts w:ascii="Gentium" w:hAnsi="Gentium" w:cs="Gentium"/>
+          <w:i/>
+          <w:iCs/>
+        </w:rPr>
+        <w:t>(and commanded him to say the letters)</w:t>
+      </w:r>
+      <w:r>
+        <w:rPr>
+          <w:rFonts w:ascii="Gentium" w:hAnsi="Gentium" w:cs="Gentium"/>
+        </w:rPr>
+        <w:t xml:space="preserve">; but the child held his peace. </w:t>
       </w:r>
       <w:r>
         <w:rPr>
@@ -2264,7 +2545,21 @@
         <w:rPr>
           <w:rFonts w:ascii="Gentium" w:hAnsi="Gentium" w:cs="Gentium"/>
         </w:rPr>
-        <w:t xml:space="preserve">Take him away, therefore, I beg you, my brother Joseph. I cannot endure the severity of his look; I cannot once make clear my (or his) word. This young child is not earthly born; this is one that can tame even fire. Be like this is one begotten before the making of the world. What belly bore this, what womb nurtured it? I know not. Woe is me, O my friend, he puts me from my sense, I cannot follow his understanding. I have deceived myself, thrice wretched man that I am. I strove to get me a disciple and I am found to have a master. </w:t>
+        <w:t>Take him away, therefore, I beg you, my brother Joseph. I cannot endure the severity of his look; I cannot once make clear my (</w:t>
+      </w:r>
+      <w:r>
+        <w:rPr>
+          <w:rFonts w:ascii="Gentium" w:hAnsi="Gentium" w:cs="Gentium"/>
+          <w:i/>
+          <w:iCs/>
+        </w:rPr>
+        <w:t>or</w:t>
+      </w:r>
+      <w:r>
+        <w:rPr>
+          <w:rFonts w:ascii="Gentium" w:hAnsi="Gentium" w:cs="Gentium"/>
+        </w:rPr>
+        <w:t xml:space="preserve"> his) word. This young child is not earthly born; this is one that can tame even fire. Be like this is one begotten before the making of the world. What belly bore this, what womb nurtured it? I know not. Woe is me, O my friend, he puts me from my sense, I cannot follow his understanding. I have deceived myself, thrice wretched man that I am. I strove to get me a disciple and I am found to have a master. </w:t>
       </w:r>
       <w:r>
         <w:rPr>
@@ -2280,7 +2575,21 @@
         <w:rPr>
           <w:rFonts w:ascii="Gentium" w:hAnsi="Gentium" w:cs="Gentium"/>
         </w:rPr>
-        <w:t xml:space="preserve">I think, O my friends, on my shame; for, being old, I have been overcome by a young child – and I am even ready to faint and to die because of the boy; for, I am not able at this present hour to look him in the face. And, when all men say that I have been overcome by a little child, what have I to say? And what can I tell concerning the lines of the first letter whereof he spoke to me? I am ignorant, O my friends, for neither beginning nor end of it (or him) do I know. </w:t>
+        <w:t>I think, O my friends, on my shame; for, being old, I have been overcome by a young child – and I am even ready to faint and to die because of the boy; for, I am not able at this present hour to look him in the face. And, when all men say that I have been overcome by a little child, what have I to say? And what can I tell concerning the lines of the first letter whereof he spoke to me? I am ignorant, O my friends, for neither beginning nor end of it (</w:t>
+      </w:r>
+      <w:r>
+        <w:rPr>
+          <w:rFonts w:ascii="Gentium" w:hAnsi="Gentium" w:cs="Gentium"/>
+          <w:i/>
+          <w:iCs/>
+        </w:rPr>
+        <w:t>or</w:t>
+      </w:r>
+      <w:r>
+        <w:rPr>
+          <w:rFonts w:ascii="Gentium" w:hAnsi="Gentium" w:cs="Gentium"/>
+        </w:rPr>
+        <w:t xml:space="preserve"> him) do I know. </w:t>
       </w:r>
       <w:r>
         <w:rPr>
@@ -2461,7 +2770,21 @@
         <w:rPr>
           <w:rFonts w:ascii="Gentium" w:hAnsi="Gentium" w:cs="Gentium"/>
         </w:rPr>
-        <w:t>And, when the parents of the child who had died came, they spoke against Jesus saying, “Of a truth, you made him fall.” But Jesus said, “I never made him fall.” Nevertheless, they accused him still. Jesus, therefore, came down from the house and stood over the dead child and cried with a loud voice, calling him by his name, “Zeno, Zeno, arise! And say if I made you fall.” And, on a sudden, he arose and said, “No, Lord.” And, when his parents saw this great miracle that Jesus did, they glorified God and worshipped Jesus.</w:t>
+        <w:t xml:space="preserve">And, when the parents of the child who had died came, they spoke against Jesus saying, “Of a truth, you made him fall.” But Jesus said, “I never made him fall.” Nevertheless, they accused him </w:t>
+      </w:r>
+      <w:r>
+        <w:rPr>
+          <w:rFonts w:ascii="Gentium" w:hAnsi="Gentium" w:cs="Gentium"/>
+          <w:i/>
+          <w:iCs/>
+        </w:rPr>
+        <w:t>still</w:t>
+      </w:r>
+      <w:r>
+        <w:rPr>
+          <w:rFonts w:ascii="Gentium" w:hAnsi="Gentium" w:cs="Gentium"/>
+        </w:rPr>
+        <w:t>. Jesus, therefore, came down from the house and stood over the dead child and cried with a loud voice, calling him by his name, “Zeno, Zeno, arise! And say if I made you fall.” And, on a sudden, he arose and said, “No, Lord.” And, when his parents saw this great miracle that Jesus did, they glorified God and worshipped Jesus.</w:t>
       </w:r>
     </w:p>
     <w:p>
@@ -2548,7 +2871,33 @@
         <w:rPr>
           <w:rFonts w:ascii="Gentium" w:hAnsi="Gentium" w:cs="Gentium"/>
         </w:rPr>
-        <w:t xml:space="preserve">And, as the Jews were counselling Zacchaeus, the young child laughed greatly and said, “Now let those bear fruit that were barren (Gr. that are your) and let them see that were blind in heart. I am come from above that I may curse them, and call them to the things that are above, even as he commanded who has sent me for your sakes.” </w:t>
+        <w:t>And, as the Jews were counselling Zacchaeus, the young child laughed greatly and said, “Now let those bear fruit that were barren (</w:t>
+      </w:r>
+      <w:r>
+        <w:rPr>
+          <w:rFonts w:ascii="Gentium" w:hAnsi="Gentium" w:cs="Gentium"/>
+          <w:i/>
+          <w:iCs/>
+        </w:rPr>
+        <w:t>Gr.</w:t>
+      </w:r>
+      <w:r>
+        <w:rPr>
+          <w:rFonts w:ascii="Gentium" w:hAnsi="Gentium" w:cs="Gentium"/>
+        </w:rPr>
+        <w:t xml:space="preserve"> that are your</w:t>
+      </w:r>
+      <w:r>
+        <w:rPr>
+          <w:rFonts w:ascii="Gentium" w:hAnsi="Gentium" w:cs="Gentium"/>
+        </w:rPr>
+        <w:t>s</w:t>
+      </w:r>
+      <w:r>
+        <w:rPr>
+          <w:rFonts w:ascii="Gentium" w:hAnsi="Gentium" w:cs="Gentium"/>
+        </w:rPr>
+        <w:t xml:space="preserve">) and let them see that were blind in heart. I am come from above that I may curse them, and call them to the things that are above, even as he commanded who has sent me for your sakes.” </w:t>
       </w:r>
       <w:r>
         <w:rPr>
@@ -3168,7 +3517,7 @@
         <w:rPr>
           <w:rFonts w:ascii="Gentium" w:hAnsi="Gentium" w:cs="Gentium"/>
         </w:rPr>
-        <w:t xml:space="preserve"> ‘corner’), and the axe fell and cut in sunder the sole of his foot; and, losing much blood, he was at the point to die. </w:t>
+        <w:t xml:space="preserve"> corner), and the axe fell and cut in sunder the sole of his foot; and, losing much blood, he was at the point to die. </w:t>
       </w:r>
       <w:r>
         <w:rPr>
@@ -3408,7 +3757,21 @@
         <w:rPr>
           <w:rFonts w:ascii="Gentium" w:hAnsi="Gentium" w:cs="Gentium"/>
         </w:rPr>
-        <w:t xml:space="preserve">Now, when he was six years old, his mother sent him to draw water and bear it into the house and gave him a pitcher; but, in the press, he struck it against another and the pitcher was broken. </w:t>
+        <w:t xml:space="preserve">Now, when he was six years old, his mother sent him to draw water and bear it into the house and gave him a pitcher; but, in the press, he struck it </w:t>
+      </w:r>
+      <w:r>
+        <w:rPr>
+          <w:rFonts w:ascii="Gentium" w:hAnsi="Gentium" w:cs="Gentium"/>
+          <w:i/>
+          <w:iCs/>
+        </w:rPr>
+        <w:t>against another</w:t>
+      </w:r>
+      <w:r>
+        <w:rPr>
+          <w:rFonts w:ascii="Gentium" w:hAnsi="Gentium" w:cs="Gentium"/>
+        </w:rPr>
+        <w:t xml:space="preserve"> and the pitcher was broken. </w:t>
       </w:r>
       <w:r>
         <w:rPr>
@@ -3490,8 +3853,18 @@
           <w:b/>
           <w:bCs/>
           <w:color w:val="0070C0"/>
-        </w:rPr>
-        <w:t>2 </w:t>
+          <w:vertAlign w:val="superscript"/>
+        </w:rPr>
+        <w:t>2</w:t>
+      </w:r>
+      <w:r>
+        <w:rPr>
+          <w:rFonts w:ascii="Gentium" w:hAnsi="Gentium" w:cs="Gentium"/>
+          <w:b/>
+          <w:bCs/>
+          <w:color w:val="0070C0"/>
+        </w:rPr>
+        <w:t> </w:t>
       </w:r>
       <w:r>
         <w:rPr>
@@ -3505,8 +3878,18 @@
           <w:b/>
           <w:bCs/>
           <w:color w:val="0070C0"/>
-        </w:rPr>
-        <w:t>3 </w:t>
+          <w:vertAlign w:val="superscript"/>
+        </w:rPr>
+        <w:t>3</w:t>
+      </w:r>
+      <w:r>
+        <w:rPr>
+          <w:rFonts w:ascii="Gentium" w:hAnsi="Gentium" w:cs="Gentium"/>
+          <w:b/>
+          <w:bCs/>
+          <w:color w:val="0070C0"/>
+        </w:rPr>
+        <w:t> </w:t>
       </w:r>
       <w:r>
         <w:rPr>
@@ -3605,7 +3988,21 @@
         <w:rPr>
           <w:rFonts w:ascii="Gentium" w:hAnsi="Gentium" w:cs="Gentium"/>
         </w:rPr>
-        <w:t xml:space="preserve">Jesus said to him, “Do not be troubled, but take hold of this beam by the one end and I by the other and let us draw it out.” And </w:t>
+        <w:t xml:space="preserve">Jesus said to him, “Do not be troubled, </w:t>
+      </w:r>
+      <w:r>
+        <w:rPr>
+          <w:rFonts w:ascii="Gentium" w:hAnsi="Gentium" w:cs="Gentium"/>
+          <w:i/>
+          <w:iCs/>
+        </w:rPr>
+        <w:t>but</w:t>
+      </w:r>
+      <w:r>
+        <w:rPr>
+          <w:rFonts w:ascii="Gentium" w:hAnsi="Gentium" w:cs="Gentium"/>
+        </w:rPr>
+        <w:t xml:space="preserve"> take hold of this beam by the one end and I by the other and let us draw it out.” And </w:t>
       </w:r>
       <w:r>
         <w:rPr>
@@ -3617,7 +4014,21 @@
         <w:rPr>
           <w:rFonts w:ascii="Gentium" w:hAnsi="Gentium" w:cs="Gentium"/>
         </w:rPr>
-        <w:t xml:space="preserve"> it came to pass and, forthwith, Joseph found it serviceable for that which he desired. And he said to Joseph, “Behold, fashion what you will.” But Joseph, when he saw what was done, embraced him and said, “Blessed am I that God has given me such a son.”</w:t>
+        <w:t xml:space="preserve"> it came to pass and, forthwith, </w:t>
+      </w:r>
+      <w:r>
+        <w:rPr>
+          <w:rFonts w:ascii="Gentium" w:hAnsi="Gentium" w:cs="Gentium"/>
+          <w:i/>
+          <w:iCs/>
+        </w:rPr>
+        <w:t>Joseph</w:t>
+      </w:r>
+      <w:r>
+        <w:rPr>
+          <w:rFonts w:ascii="Gentium" w:hAnsi="Gentium" w:cs="Gentium"/>
+        </w:rPr>
+        <w:t xml:space="preserve"> found it serviceable for that which he desired. And he said to Joseph, “Behold, fashion what you will.” But Joseph, when he saw what was done, embraced him and said, “Blessed am I that God has given me such a son.”</w:t>
       </w:r>
     </w:p>
     <w:p>
@@ -3918,7 +4329,7 @@
         <w:rPr>
           <w:rFonts w:ascii="Gentium" w:hAnsi="Gentium" w:cs="Gentium"/>
         </w:rPr>
-        <w:t>Now, his father was a carpenter and made at that time ploughs and yokes. And there was required of him a bed by a certain rich man, that he should make it for him. And whereas one beam, that which is called the shifting one, was too short and Joseph did not know what to do, the young child Jesus said to his father Joseph, “Lay down the two pieces of wood and make them even at the end next unto you (</w:t>
+        <w:t xml:space="preserve">Now, his father was a carpenter and made at that time ploughs and yokes. And there was required of him a bed by a certain rich man, that he should make it for him. And whereas one beam, that which is called the shifting one, was too short and </w:t>
       </w:r>
       <w:r>
         <w:rPr>
@@ -3926,13 +4337,27 @@
           <w:i/>
           <w:iCs/>
         </w:rPr>
+        <w:t>Joseph</w:t>
+      </w:r>
+      <w:r>
+        <w:rPr>
+          <w:rFonts w:ascii="Gentium" w:hAnsi="Gentium" w:cs="Gentium"/>
+        </w:rPr>
+        <w:t xml:space="preserve"> did not know what to do, the young child Jesus said to his father Joseph, “Lay down the two pieces of wood and make them even at the end next unto you (</w:t>
+      </w:r>
+      <w:r>
+        <w:rPr>
+          <w:rFonts w:ascii="Gentium" w:hAnsi="Gentium" w:cs="Gentium"/>
+          <w:i/>
+          <w:iCs/>
+        </w:rPr>
         <w:t>MSS</w:t>
       </w:r>
       <w:r>
         <w:rPr>
           <w:rFonts w:ascii="Gentium" w:hAnsi="Gentium" w:cs="Gentium"/>
         </w:rPr>
-        <w:t xml:space="preserve"> ‘at the middle part’).” And Joseph did as the young child said to him. And Jesus stood at the other end and took hold of the shorter beam and stretched it and made it equal with the other. And his father Joseph saw it and marvelled; and he embraced the young child and kissed him, saying, “Happy am I; for, God has given me this young child.”</w:t>
+        <w:t xml:space="preserve"> at the middle part).” And Joseph did as the young child said to him. And Jesus stood at the other end and took hold of the shorter beam and stretched it and made it equal with the other. And his father Joseph saw it and marvelled; and he embraced the young child and kissed him, saying, “Happy am I; for, God has given me this young child.”</w:t>
       </w:r>
     </w:p>
     <w:p>
@@ -4002,7 +4427,21 @@
         <w:rPr>
           <w:rFonts w:ascii="Gentium" w:hAnsi="Gentium" w:cs="Gentium"/>
         </w:rPr>
-        <w:t xml:space="preserve">After many days, there came another doctor who was a friend of Joseph and said to him, “Deliver him to me and I will teach him letters with much gentleness.” And Joseph said to him, “If you are able, take him and teach him, and it shall be done gladly.” And, when the doctor received Jesus, he went with fear and great boldness and took him rejoicing. </w:t>
+        <w:t xml:space="preserve">After many days, there came another doctor who was a friend of Joseph and said to him, “Deliver him to me and I will teach him letters with much gentleness.” And Joseph said to him, “If you are able, take him and teach him, and it shall be done gladly.” And, when the doctor received </w:t>
+      </w:r>
+      <w:r>
+        <w:rPr>
+          <w:rFonts w:ascii="Gentium" w:hAnsi="Gentium" w:cs="Gentium"/>
+          <w:i/>
+          <w:iCs/>
+        </w:rPr>
+        <w:t>Jesus</w:t>
+      </w:r>
+      <w:r>
+        <w:rPr>
+          <w:rFonts w:ascii="Gentium" w:hAnsi="Gentium" w:cs="Gentium"/>
+        </w:rPr>
+        <w:t xml:space="preserve">, he went with fear and great boldness and took him rejoicing. </w:t>
       </w:r>
       <w:r>
         <w:rPr>
@@ -4034,7 +4473,21 @@
         <w:rPr>
           <w:rFonts w:ascii="Gentium" w:hAnsi="Gentium" w:cs="Gentium"/>
         </w:rPr>
-        <w:t xml:space="preserve">But, when Joseph heard, he was afraid and ran to the place where Jesus was; and the master said to Joseph, “Know, my brother, that I received your child to teach him and instruct him; but he is filled with great grace and wisdom. Therefore, behold now, take him to your house with joy, because the grace that he has is given him of the Lord.” </w:t>
+        <w:t xml:space="preserve">But, when Joseph heard, he was afraid and ran to the place where Jesus was; and the master said to Joseph, “Know, my brother, that I received your child to teach him and instruct him; but he is filled with great grace and wisdom. </w:t>
+      </w:r>
+      <w:r>
+        <w:rPr>
+          <w:rFonts w:ascii="Gentium" w:hAnsi="Gentium" w:cs="Gentium"/>
+          <w:i/>
+          <w:iCs/>
+        </w:rPr>
+        <w:t>Therefore</w:t>
+      </w:r>
+      <w:r>
+        <w:rPr>
+          <w:rFonts w:ascii="Gentium" w:hAnsi="Gentium" w:cs="Gentium"/>
+        </w:rPr>
+        <w:t xml:space="preserve">, behold now, take him to your house with joy, because the grace that he has is given him of the Lord.” </w:t>
       </w:r>
       <w:r>
         <w:rPr>
@@ -4143,7 +4596,35 @@
           <w:rFonts w:ascii="Gentium" w:hAnsi="Gentium" w:cs="Gentium"/>
         </w:rPr>
         <w:lastRenderedPageBreak/>
-        <w:t>letters and, after that, the Hebrew. For, the teacher knew the skill of the child and was afraid of him; notwithstanding, he wrote the alphabet and Jesus pondered thereon a long time and did not answer him. 2 And Jesus said to him, “If you are indeed a teacher and if you know letters well, tell me the power of the Alpha and then will I tell you the power of the Beta.” And the teacher was provoked and smote him on the head. And the young child was hurt and cursed him; and, straight away, he fainted and fell to the ground on his face. 3 And the child returned to the house of Joseph; and Joseph was grieved and commanded his mother, saying, “Do not let him forth without the door; for, all those die who provoke him to wrath.”</w:t>
+        <w:t xml:space="preserve">letters and, after that, the Hebrew. For, the teacher knew the skill of the child and was afraid of him; notwithstanding, he wrote the alphabet and </w:t>
+      </w:r>
+      <w:r>
+        <w:rPr>
+          <w:rFonts w:ascii="Gentium" w:hAnsi="Gentium" w:cs="Gentium"/>
+          <w:i/>
+          <w:iCs/>
+        </w:rPr>
+        <w:t>Jesus</w:t>
+      </w:r>
+      <w:r>
+        <w:rPr>
+          <w:rFonts w:ascii="Gentium" w:hAnsi="Gentium" w:cs="Gentium"/>
+        </w:rPr>
+        <w:t xml:space="preserve"> pondered thereon a long time and did not answer him. 2 And Jesus said to him, “If you are indeed a teacher and if you know letters well, tell me the power of the Alpha and then will I tell you the power of the Beta.” And the teacher was provoked and smote him on the head. And the young child was hurt and cursed him; and, straight away, he fainted and fell to the ground on his face. 3 And the child returned to the house of Joseph; and Joseph was grieved and commanded his mother, </w:t>
+      </w:r>
+      <w:r>
+        <w:rPr>
+          <w:rFonts w:ascii="Gentium" w:hAnsi="Gentium" w:cs="Gentium"/>
+          <w:i/>
+          <w:iCs/>
+        </w:rPr>
+        <w:t>saying</w:t>
+      </w:r>
+      <w:r>
+        <w:rPr>
+          <w:rFonts w:ascii="Gentium" w:hAnsi="Gentium" w:cs="Gentium"/>
+        </w:rPr>
+        <w:t>, “Do not let him forth without the door; for, all those die who provoke him to wrath.”</w:t>
       </w:r>
     </w:p>
     <w:p>
@@ -4333,7 +4814,21 @@
         <w:rPr>
           <w:rFonts w:ascii="Gentium" w:hAnsi="Gentium" w:cs="Gentium"/>
         </w:rPr>
-        <w:t xml:space="preserve">But, when Joseph heard it, he was afraid, and ran to the school thinking whether this teacher also were without skill (or smitten with infirmity); but the teacher said to Joseph, “Know, my brother, that I received this child for a disciple, but he is full of grace and wisdom; and now I beg you, brother, take him to your house.” </w:t>
+        <w:t>But, when Joseph heard it, he was afraid, and ran to the school thinking whether this teacher also were without skill (</w:t>
+      </w:r>
+      <w:r>
+        <w:rPr>
+          <w:rFonts w:ascii="Gentium" w:hAnsi="Gentium" w:cs="Gentium"/>
+          <w:i/>
+          <w:iCs/>
+        </w:rPr>
+        <w:t xml:space="preserve">or </w:t>
+      </w:r>
+      <w:r>
+        <w:rPr>
+          <w:rFonts w:ascii="Gentium" w:hAnsi="Gentium" w:cs="Gentium"/>
+        </w:rPr>
+        <w:t xml:space="preserve">smitten with infirmity); but the teacher said to Joseph, “Know, my brother, that I received this child for a disciple, but he is full of grace and wisdom; and now I beg you, brother, take him to your house.” </w:t>
       </w:r>
       <w:r>
         <w:rPr>
@@ -4497,6 +4992,305 @@
           <w:rFonts w:ascii="Gentium" w:hAnsi="Gentium" w:cs="Gentium"/>
         </w:rPr>
         <w:t>And Jesus arose and followed his mother. But Mary kept in her heart all the great signs that Jesus wrought among the people, in healing many that were sick. And Jesus increased in stature and wisdom, and all that saw him glorified God the Father Almighty, Who is blessed for ever and ever. Amen.</w:t>
+      </w:r>
+    </w:p>
+    <w:p>
+      <w:pPr>
+        <w:spacing w:before="120"/>
+        <w:jc w:val="both"/>
+        <w:rPr>
+          <w:rFonts w:ascii="Gentium" w:hAnsi="Gentium" w:cs="Gentium"/>
+        </w:rPr>
+      </w:pPr>
+      <w:r>
+        <w:rPr>
+          <w:rFonts w:ascii="Gentium" w:hAnsi="Gentium" w:cs="Gentium"/>
+        </w:rPr>
+        <w:t>All these things have I, Thomas the Israelite (Is</w:t>
+      </w:r>
+      <w:r>
+        <w:rPr>
+          <w:rFonts w:ascii="Gentium" w:hAnsi="Gentium" w:cs="Gentium"/>
+        </w:rPr>
+        <w:t>h</w:t>
+      </w:r>
+      <w:r>
+        <w:rPr>
+          <w:rFonts w:ascii="Gentium" w:hAnsi="Gentium" w:cs="Gentium"/>
+        </w:rPr>
+        <w:t>maelite), written</w:t>
+      </w:r>
+      <w:r>
+        <w:rPr>
+          <w:rFonts w:ascii="Gentium" w:hAnsi="Gentium" w:cs="Gentium"/>
+        </w:rPr>
+        <w:t xml:space="preserve"> </w:t>
+      </w:r>
+      <w:r>
+        <w:rPr>
+          <w:rFonts w:ascii="Gentium" w:hAnsi="Gentium" w:cs="Gentium"/>
+        </w:rPr>
+        <w:t xml:space="preserve">and recorded for the Gentiles and for our brethren, and </w:t>
+      </w:r>
+      <w:r>
+        <w:rPr>
+          <w:rFonts w:ascii="Gentium" w:hAnsi="Gentium" w:cs="Gentium"/>
+          <w:i/>
+          <w:iCs/>
+        </w:rPr>
+        <w:t>likewise</w:t>
+      </w:r>
+      <w:r>
+        <w:rPr>
+          <w:rFonts w:ascii="Gentium" w:hAnsi="Gentium" w:cs="Gentium"/>
+        </w:rPr>
+        <w:t xml:space="preserve"> </w:t>
+      </w:r>
+      <w:r>
+        <w:rPr>
+          <w:rFonts w:ascii="Gentium" w:hAnsi="Gentium" w:cs="Gentium"/>
+        </w:rPr>
+        <w:t xml:space="preserve">many other things </w:t>
+      </w:r>
+      <w:r>
+        <w:rPr>
+          <w:rFonts w:ascii="Gentium" w:hAnsi="Gentium" w:cs="Gentium"/>
+        </w:rPr>
+        <w:t>that</w:t>
+      </w:r>
+      <w:r>
+        <w:rPr>
+          <w:rFonts w:ascii="Gentium" w:hAnsi="Gentium" w:cs="Gentium"/>
+        </w:rPr>
+        <w:t xml:space="preserve"> Jesus did, </w:t>
+      </w:r>
+      <w:r>
+        <w:rPr>
+          <w:rFonts w:ascii="Gentium" w:hAnsi="Gentium" w:cs="Gentium"/>
+        </w:rPr>
+        <w:t>who</w:t>
+      </w:r>
+      <w:r>
+        <w:rPr>
+          <w:rFonts w:ascii="Gentium" w:hAnsi="Gentium" w:cs="Gentium"/>
+        </w:rPr>
+        <w:t xml:space="preserve"> was born in the land</w:t>
+      </w:r>
+      <w:r>
+        <w:rPr>
+          <w:rFonts w:ascii="Gentium" w:hAnsi="Gentium" w:cs="Gentium"/>
+        </w:rPr>
+        <w:t xml:space="preserve"> </w:t>
+      </w:r>
+      <w:r>
+        <w:rPr>
+          <w:rFonts w:ascii="Gentium" w:hAnsi="Gentium" w:cs="Gentium"/>
+        </w:rPr>
+        <w:t>of Juda</w:t>
+      </w:r>
+      <w:r>
+        <w:rPr>
+          <w:rFonts w:ascii="Gentium" w:hAnsi="Gentium" w:cs="Gentium"/>
+        </w:rPr>
+        <w:t>h</w:t>
+      </w:r>
+      <w:r>
+        <w:rPr>
+          <w:rFonts w:ascii="Gentium" w:hAnsi="Gentium" w:cs="Gentium"/>
+        </w:rPr>
+        <w:t>. Behold, the house of Israel ha</w:t>
+      </w:r>
+      <w:r>
+        <w:rPr>
+          <w:rFonts w:ascii="Gentium" w:hAnsi="Gentium" w:cs="Gentium"/>
+        </w:rPr>
+        <w:t>s</w:t>
+      </w:r>
+      <w:r>
+        <w:rPr>
+          <w:rFonts w:ascii="Gentium" w:hAnsi="Gentium" w:cs="Gentium"/>
+        </w:rPr>
+        <w:t xml:space="preserve"> seen all these from</w:t>
+      </w:r>
+      <w:r>
+        <w:rPr>
+          <w:rFonts w:ascii="Gentium" w:hAnsi="Gentium" w:cs="Gentium"/>
+        </w:rPr>
+        <w:t xml:space="preserve"> </w:t>
+      </w:r>
+      <w:r>
+        <w:rPr>
+          <w:rFonts w:ascii="Gentium" w:hAnsi="Gentium" w:cs="Gentium"/>
+        </w:rPr>
+        <w:t xml:space="preserve">the first even </w:t>
+      </w:r>
+      <w:r>
+        <w:rPr>
+          <w:rFonts w:ascii="Gentium" w:hAnsi="Gentium" w:cs="Gentium"/>
+        </w:rPr>
+        <w:t>t</w:t>
+      </w:r>
+      <w:r>
+        <w:rPr>
+          <w:rFonts w:ascii="Gentium" w:hAnsi="Gentium" w:cs="Gentium"/>
+        </w:rPr>
+        <w:t>o the last, even how great signs and wonders</w:t>
+      </w:r>
+      <w:r>
+        <w:rPr>
+          <w:rFonts w:ascii="Gentium" w:hAnsi="Gentium" w:cs="Gentium"/>
+        </w:rPr>
+        <w:t xml:space="preserve"> </w:t>
+      </w:r>
+      <w:r>
+        <w:rPr>
+          <w:rFonts w:ascii="Gentium" w:hAnsi="Gentium" w:cs="Gentium"/>
+        </w:rPr>
+        <w:t>Jesus did among them, which were exceedingly</w:t>
+      </w:r>
+      <w:r>
+        <w:rPr>
+          <w:rFonts w:ascii="Gentium" w:hAnsi="Gentium" w:cs="Gentium"/>
+        </w:rPr>
+        <w:t xml:space="preserve"> good</w:t>
+      </w:r>
+      <w:r>
+        <w:rPr>
+          <w:rFonts w:ascii="Gentium" w:hAnsi="Gentium" w:cs="Gentium"/>
+        </w:rPr>
+        <w:t>. And this</w:t>
+      </w:r>
+      <w:r>
+        <w:rPr>
+          <w:rFonts w:ascii="Gentium" w:hAnsi="Gentium" w:cs="Gentium"/>
+        </w:rPr>
+        <w:t xml:space="preserve"> </w:t>
+      </w:r>
+      <w:r>
+        <w:rPr>
+          <w:rFonts w:ascii="Gentium" w:hAnsi="Gentium" w:cs="Gentium"/>
+        </w:rPr>
+        <w:t xml:space="preserve">is he </w:t>
+      </w:r>
+      <w:r>
+        <w:rPr>
+          <w:rFonts w:ascii="Gentium" w:hAnsi="Gentium" w:cs="Gentium"/>
+        </w:rPr>
+        <w:t>who</w:t>
+      </w:r>
+      <w:r>
+        <w:rPr>
+          <w:rFonts w:ascii="Gentium" w:hAnsi="Gentium" w:cs="Gentium"/>
+        </w:rPr>
+        <w:t xml:space="preserve"> shall judge the world according to the will of his</w:t>
+      </w:r>
+      <w:r>
+        <w:rPr>
+          <w:rFonts w:ascii="Gentium" w:hAnsi="Gentium" w:cs="Gentium"/>
+        </w:rPr>
+        <w:t xml:space="preserve"> </w:t>
+      </w:r>
+      <w:r>
+        <w:rPr>
+          <w:rFonts w:ascii="Gentium" w:hAnsi="Gentium" w:cs="Gentium"/>
+        </w:rPr>
+        <w:t>Father, immortal and invisible, as the holy Scripture declare</w:t>
+      </w:r>
+      <w:r>
+        <w:rPr>
+          <w:rFonts w:ascii="Gentium" w:hAnsi="Gentium" w:cs="Gentium"/>
+        </w:rPr>
+        <w:t xml:space="preserve">s </w:t>
+      </w:r>
+      <w:r>
+        <w:rPr>
+          <w:rFonts w:ascii="Gentium" w:hAnsi="Gentium" w:cs="Gentium"/>
+        </w:rPr>
+        <w:t>and as the prophets have testified of his works among all the</w:t>
+      </w:r>
+      <w:r>
+        <w:rPr>
+          <w:rFonts w:ascii="Gentium" w:hAnsi="Gentium" w:cs="Gentium"/>
+        </w:rPr>
+        <w:t xml:space="preserve"> </w:t>
+      </w:r>
+      <w:r>
+        <w:rPr>
+          <w:rFonts w:ascii="Gentium" w:hAnsi="Gentium" w:cs="Gentium"/>
+        </w:rPr>
+        <w:t>peoples of Israel</w:t>
+      </w:r>
+      <w:r>
+        <w:rPr>
+          <w:rFonts w:ascii="Gentium" w:hAnsi="Gentium" w:cs="Gentium"/>
+        </w:rPr>
+        <w:t>;</w:t>
+      </w:r>
+      <w:r>
+        <w:rPr>
+          <w:rFonts w:ascii="Gentium" w:hAnsi="Gentium" w:cs="Gentium"/>
+        </w:rPr>
+        <w:t xml:space="preserve"> for</w:t>
+      </w:r>
+      <w:r>
+        <w:rPr>
+          <w:rFonts w:ascii="Gentium" w:hAnsi="Gentium" w:cs="Gentium"/>
+        </w:rPr>
+        <w:t>,</w:t>
+      </w:r>
+      <w:r>
+        <w:rPr>
+          <w:rFonts w:ascii="Gentium" w:hAnsi="Gentium" w:cs="Gentium"/>
+        </w:rPr>
+        <w:t xml:space="preserve"> he is the Son of God throughout all the</w:t>
+      </w:r>
+      <w:r>
+        <w:rPr>
+          <w:rFonts w:ascii="Gentium" w:hAnsi="Gentium" w:cs="Gentium"/>
+        </w:rPr>
+        <w:t xml:space="preserve"> </w:t>
+      </w:r>
+      <w:r>
+        <w:rPr>
+          <w:rFonts w:ascii="Gentium" w:hAnsi="Gentium" w:cs="Gentium"/>
+        </w:rPr>
+        <w:t>world. And to him belong all glory and honour everlastingly,</w:t>
+      </w:r>
+      <w:r>
+        <w:rPr>
+          <w:rFonts w:ascii="Gentium" w:hAnsi="Gentium" w:cs="Gentium"/>
+        </w:rPr>
+        <w:t xml:space="preserve"> </w:t>
+      </w:r>
+      <w:r>
+        <w:rPr>
+          <w:rFonts w:ascii="Gentium" w:hAnsi="Gentium" w:cs="Gentium"/>
+        </w:rPr>
+        <w:t>who live</w:t>
+      </w:r>
+      <w:r>
+        <w:rPr>
+          <w:rFonts w:ascii="Gentium" w:hAnsi="Gentium" w:cs="Gentium"/>
+        </w:rPr>
+        <w:t>s</w:t>
+      </w:r>
+      <w:r>
+        <w:rPr>
+          <w:rFonts w:ascii="Gentium" w:hAnsi="Gentium" w:cs="Gentium"/>
+        </w:rPr>
+        <w:t xml:space="preserve"> and reign</w:t>
+      </w:r>
+      <w:r>
+        <w:rPr>
+          <w:rFonts w:ascii="Gentium" w:hAnsi="Gentium" w:cs="Gentium"/>
+        </w:rPr>
+        <w:t>s</w:t>
+      </w:r>
+      <w:r>
+        <w:rPr>
+          <w:rFonts w:ascii="Gentium" w:hAnsi="Gentium" w:cs="Gentium"/>
+        </w:rPr>
+        <w:t xml:space="preserve"> God, world without end. Amen.</w:t>
       </w:r>
     </w:p>
     <w:p>
@@ -4686,7 +5480,14 @@
         <w:rPr>
           <w:rFonts w:ascii="Gentium" w:hAnsi="Gentium" w:cs="Gentium"/>
         </w:rPr>
-        <w:t xml:space="preserve">And, after these things, in the neighbourhood of Joseph, a little child fell sick and died, and his mother wept sorely. And Jesus heard that there was great mourning and trouble, and he ran quickly and found the child dead; and he touched his breast and said, “I say to you, child, do not die but live and be with your mother.” And straight away it looked up and laughed. And he said to the woman, “Take him up and give him milk, and remember me.” </w:t>
+        <w:t xml:space="preserve">And, after these things, in the neighbourhood of Joseph, a little child fell sick and died, and his mother wept sorely. And Jesus heard that there was great mourning and trouble, and he ran quickly and found the child dead; and he touched his breast and said, “I say to you, child, do not die but live and be with your mother.” And straight away it looked up and laughed. And he said to the woman, “Take him up and give him milk, </w:t>
+      </w:r>
+      <w:r>
+        <w:rPr>
+          <w:rFonts w:ascii="Gentium" w:hAnsi="Gentium" w:cs="Gentium"/>
+        </w:rPr>
+        <w:lastRenderedPageBreak/>
+        <w:t xml:space="preserve">and remember me.” </w:t>
       </w:r>
       <w:r>
         <w:rPr>
@@ -4777,14 +5578,7 @@
         <w:rPr>
           <w:rFonts w:ascii="Gentium" w:hAnsi="Gentium" w:cs="Gentium"/>
         </w:rPr>
-        <w:t xml:space="preserve">And, after some time, there was work of building. And there came a great tumult, and Jesus arose and went thither; and he saw a man lying dead, and took hold of his hand and said, “Man, I say to you, arise and do your work.” And, immediately, he arose and worshipped him. 2 And, </w:t>
-      </w:r>
-      <w:r>
-        <w:rPr>
-          <w:rFonts w:ascii="Gentium" w:hAnsi="Gentium" w:cs="Gentium"/>
-        </w:rPr>
-        <w:lastRenderedPageBreak/>
-        <w:t>when the multitude saw it, they were astonished, and said, “This young child is from heaven; for, he has saved many souls from death and has power to save them all his life long.”</w:t>
+        <w:t>And, after some time, there was work of building. And there came a great tumult, and Jesus arose and went thither; and he saw a man lying dead, and took hold of his hand and said, “Man, I say to you, arise and do your work.” And, immediately, he arose and worshipped him. 2 And, when the multitude saw it, they were astonished, and said, “This young child is from heaven; for, he has saved many souls from death and has power to save them all his life long.”</w:t>
       </w:r>
     </w:p>
     <w:p>
@@ -4887,7 +5681,21 @@
         <w:rPr>
           <w:rFonts w:ascii="Gentium" w:hAnsi="Gentium" w:cs="Gentium"/>
         </w:rPr>
-        <w:t xml:space="preserve">And, when they had gone a day’s journey, they sought him among their kinsfolk, and when they did not find him, they were troubled and returned again to the city seeking him. And, after the third day, they found him in the temple sitting in the midst of the doctors and hearing and asking them questions. And all men paid heed to him and marvelled how that, being a young child, he put to silence the elders and teachers of the people, expounding the heads of the law and the parables of the prophets. </w:t>
+        <w:t xml:space="preserve">And, when they had gone a day’s journey, they sought him among their kinsfolk, and when they did not find him, they were troubled and returned again to the city seeking him. And, after the third day, they found him in the temple sitting in the midst of the doctors and hearing and asking them </w:t>
+      </w:r>
+      <w:r>
+        <w:rPr>
+          <w:rFonts w:ascii="Gentium" w:hAnsi="Gentium" w:cs="Gentium"/>
+          <w:i/>
+          <w:iCs/>
+        </w:rPr>
+        <w:t>questions</w:t>
+      </w:r>
+      <w:r>
+        <w:rPr>
+          <w:rFonts w:ascii="Gentium" w:hAnsi="Gentium" w:cs="Gentium"/>
+        </w:rPr>
+        <w:t xml:space="preserve">. And all men paid heed to him and marvelled how that, being a young child, he put to silence the elders and teachers of the people, expounding the heads of the law and the parables of the prophets. </w:t>
       </w:r>
       <w:r>
         <w:rPr>

--- a/Unnn-Inf/U301-Igt.docx
+++ b/Unnn-Inf/U301-Igt.docx
@@ -321,7 +321,21 @@
         <w:rPr>
           <w:rFonts w:ascii="Gentium" w:hAnsi="Gentium" w:cs="Gentium"/>
         </w:rPr>
-        <w:t>When there was a tumult because search was made by Herod for our Lord Jesus Christ, that he might slay him, then an angel said to Joseph, “Take Mary and her child and flee into Egypt from the face of those who seek to slay him. Now, Jesus was two years old when he entered into Egypt. And, as he walked through a sown field, he put forth his hand and took of the ears and put them upon the fire and ground them and began to eat. [And he gave such favour to that field that, year by year, when it was sown, it yielded to the lord of it so many measures of wheat as the number of the grains that he had taken from it.] Now, when they had entered into Egypt, they took lodging in the house of a certain widow, and abode in the same place one year. And Jesus became three years old. And, seeing boys playing, he began to play with them. And he took a dried fish and put it into a basin and commanded it to move to and fro, and it began to move. And again, he said to the fish, “Cast out your salt that is in you and go into the water.” And it came to pass. But, when the neighbours saw what was done, they told it to the widow woman in whose house his mother Mary dwelt. And she, when she heard it, hasted and cast them out of her house.</w:t>
+        <w:t xml:space="preserve">When there was a tumult because search was made by Herod for our Lord Jesus Christ, that he might slay him, then an angel said to Joseph, “Take Mary and her child and flee into Egypt from the face of those who seek to slay him. Now, Jesus was two years old when he entered into Egypt. And, as he walked through a sown field, he put forth his hand and took of the ears and put them upon the fire and ground them and began to eat. [And he gave such favour to that field that, year by year, when it was sown, it yielded to the lord of it so many measures of wheat as the number of the grains that he had taken from it.] Now, when they had entered into Egypt, they took lodging in the house of a certain widow, and abode in the same place one year. And Jesus became three years old. And, seeing boys playing, he began to play with them. And he took a dried fish and put it into a basin and commanded it to move to and </w:t>
+      </w:r>
+      <w:proofErr w:type="spellStart"/>
+      <w:r>
+        <w:rPr>
+          <w:rFonts w:ascii="Gentium" w:hAnsi="Gentium" w:cs="Gentium"/>
+        </w:rPr>
+        <w:t>fro</w:t>
+      </w:r>
+      <w:proofErr w:type="spellEnd"/>
+      <w:r>
+        <w:rPr>
+          <w:rFonts w:ascii="Gentium" w:hAnsi="Gentium" w:cs="Gentium"/>
+        </w:rPr>
+        <w:t>, and it began to move. And again, he said to the fish, “Cast out your salt that is in you and go into the water.” And it came to pass. But, when the neighbours saw what was done, they told it to the widow woman in whose house his mother Mary dwelt. And she, when she heard it, hasted and cast them out of her house.</w:t>
       </w:r>
     </w:p>
     <w:p>
@@ -407,7 +421,19 @@
         <w:rPr>
           <w:rFonts w:ascii="Gentium" w:hAnsi="Gentium" w:cs="Gentium"/>
         </w:rPr>
-        <w:t xml:space="preserve">This little child Jesus, when he was five years, old was playing at the ford of a brook; and he gathered together the waters that flowed </w:t>
+        <w:t>This little child Jesus, when he was five years old</w:t>
+      </w:r>
+      <w:r>
+        <w:rPr>
+          <w:rFonts w:ascii="Gentium" w:hAnsi="Gentium" w:cs="Gentium"/>
+        </w:rPr>
+        <w:t>,</w:t>
+      </w:r>
+      <w:r>
+        <w:rPr>
+          <w:rFonts w:ascii="Gentium" w:hAnsi="Gentium" w:cs="Gentium"/>
+        </w:rPr>
+        <w:t xml:space="preserve"> was playing at the ford of a brook; and he gathered together the waters that flowed </w:t>
       </w:r>
       <w:r>
         <w:rPr>
@@ -467,7 +493,53 @@
         <w:rPr>
           <w:rFonts w:ascii="Gentium" w:hAnsi="Gentium" w:cs="Gentium"/>
         </w:rPr>
-        <w:t>And a certain Jew, when he saw what Jesus did, playing on the Sabbath day, departed straightway and told his father Joseph, “Lo, your child is at the brook, and he has taken clay and fashioned twelve little birds, and has polluted the Sabbath day.” 4 And Joseph came to the place and saw, and cried out to him, saying, “Why do you do these things on the Sabbath, which it is not lawful to do?” But Jesus clapped his hands together and cried out to the sparrows and said to them, “Go!” And the sparrows took their flight and went away chirping. 5 And, when the Jews saw it, they were amazed and departed and told their chief men that which they had seen Jesus do.</w:t>
+        <w:t xml:space="preserve">And a certain Jew, when he saw what Jesus did, playing on the Sabbath day, departed straightway and told his father Joseph, “Lo, your child is at the brook, and he has taken clay and fashioned twelve little birds, and has polluted the Sabbath day.” </w:t>
+      </w:r>
+      <w:r>
+        <w:rPr>
+          <w:rFonts w:ascii="Gentium" w:hAnsi="Gentium" w:cs="Gentium"/>
+          <w:b/>
+          <w:bCs/>
+          <w:color w:val="0070C0"/>
+          <w:vertAlign w:val="superscript"/>
+        </w:rPr>
+        <w:t>4</w:t>
+      </w:r>
+      <w:r>
+        <w:rPr>
+          <w:rFonts w:ascii="Gentium" w:hAnsi="Gentium" w:cs="Gentium"/>
+          <w:color w:val="0070C0"/>
+        </w:rPr>
+        <w:t> </w:t>
+      </w:r>
+      <w:r>
+        <w:rPr>
+          <w:rFonts w:ascii="Gentium" w:hAnsi="Gentium" w:cs="Gentium"/>
+        </w:rPr>
+        <w:t xml:space="preserve">And Joseph came to the place and saw, and cried out to him, saying, “Why do you do these things on the Sabbath, which it is not lawful to do?” But Jesus clapped his hands together and cried out to the sparrows and said to them, “Go!” And the sparrows took their flight and went away chirping. </w:t>
+      </w:r>
+      <w:r>
+        <w:rPr>
+          <w:rFonts w:ascii="Gentium" w:hAnsi="Gentium" w:cs="Gentium"/>
+          <w:b/>
+          <w:bCs/>
+          <w:color w:val="0070C0"/>
+          <w:vertAlign w:val="superscript"/>
+        </w:rPr>
+        <w:t>5</w:t>
+      </w:r>
+      <w:r>
+        <w:rPr>
+          <w:rFonts w:ascii="Gentium" w:hAnsi="Gentium" w:cs="Gentium"/>
+          <w:color w:val="0070C0"/>
+        </w:rPr>
+        <w:t> </w:t>
+      </w:r>
+      <w:r>
+        <w:rPr>
+          <w:rFonts w:ascii="Gentium" w:hAnsi="Gentium" w:cs="Gentium"/>
+        </w:rPr>
+        <w:t>And, when the Jews saw it, they were amazed and departed and told their chief men that which they had seen Jesus do.</w:t>
       </w:r>
     </w:p>
     <w:p>
@@ -1235,7 +1307,30 @@
         <w:rPr>
           <w:rFonts w:ascii="Gentium" w:hAnsi="Gentium" w:cs="Gentium"/>
         </w:rPr>
-        <w:t xml:space="preserve"> he fell down and died. But certain, when they saw what was done, said, “Whence was this young child born; for, every word of his is an accomplished work?” And the parents of him that was dead came to Joseph, and blamed him, saying, “You that have such a child can not dwell with us in the village; or do you teach him to bless and not to curse? For, he slays our children.”</w:t>
+        <w:t xml:space="preserve"> he fell down and died. But certain, when they saw what was done, said, “Whence was this young child born; for, every word of his is an accomplished work?” </w:t>
+      </w:r>
+      <w:r>
+        <w:rPr>
+          <w:rFonts w:ascii="Gentium" w:hAnsi="Gentium" w:cs="Gentium"/>
+          <w:b/>
+          <w:bCs/>
+          <w:color w:val="0070C0"/>
+          <w:vertAlign w:val="superscript"/>
+        </w:rPr>
+        <w:t>2</w:t>
+      </w:r>
+      <w:r>
+        <w:rPr>
+          <w:rFonts w:ascii="Gentium" w:hAnsi="Gentium" w:cs="Gentium"/>
+          <w:color w:val="0070C0"/>
+        </w:rPr>
+        <w:t> </w:t>
+      </w:r>
+      <w:r>
+        <w:rPr>
+          <w:rFonts w:ascii="Gentium" w:hAnsi="Gentium" w:cs="Gentium"/>
+        </w:rPr>
+        <w:t>And the parents of him that was dead came to Joseph, and blamed him, saying, “You that have such a child can not dwell with us in the village; or do you teach him to bless and not to curse? For, he slays our children.”</w:t>
       </w:r>
     </w:p>
     <w:p>
@@ -1770,7 +1865,30 @@
         <w:rPr>
           <w:rFonts w:ascii="Gentium" w:hAnsi="Gentium" w:cs="Gentium"/>
         </w:rPr>
-        <w:t xml:space="preserve"> lose their senses).” 2 And Joseph called Jesus and began to admonish him, </w:t>
+        <w:t xml:space="preserve"> lose their senses).” </w:t>
+      </w:r>
+      <w:r>
+        <w:rPr>
+          <w:rFonts w:ascii="Gentium" w:hAnsi="Gentium" w:cs="Gentium"/>
+          <w:b/>
+          <w:bCs/>
+          <w:color w:val="0070C0"/>
+          <w:vertAlign w:val="superscript"/>
+        </w:rPr>
+        <w:t>2</w:t>
+      </w:r>
+      <w:r>
+        <w:rPr>
+          <w:rFonts w:ascii="Gentium" w:hAnsi="Gentium" w:cs="Gentium"/>
+          <w:color w:val="0070C0"/>
+        </w:rPr>
+        <w:t> </w:t>
+      </w:r>
+      <w:r>
+        <w:rPr>
+          <w:rFonts w:ascii="Gentium" w:hAnsi="Gentium" w:cs="Gentium"/>
+        </w:rPr>
+        <w:t xml:space="preserve">And Joseph called Jesus and began to admonish him, </w:t>
       </w:r>
       <w:r>
         <w:rPr>
@@ -1796,7 +1914,44 @@
         <w:rPr>
           <w:rFonts w:ascii="Gentium" w:hAnsi="Gentium" w:cs="Gentium"/>
         </w:rPr>
-        <w:t>bear) their own foolishness.” And, straight away, those who spoke against Jesus were made blind, and as they walked to and fro they said, “Every word that comes out of his mouth has fulfilment.” 3 And, when Joseph saw what Jesus had done, he took hold of him by his ear in anger; but Jesus was vexed and said to Joseph, “It suffices you to see me and not to touch me. For, you know not who I am, which if you knew, you would not grieve me. And albeit I am with you now, yet was I made before you.”</w:t>
+        <w:t xml:space="preserve">bear) their own foolishness.” And, straight away, those who spoke against Jesus were made blind, and as they walked to and </w:t>
+      </w:r>
+      <w:proofErr w:type="spellStart"/>
+      <w:r>
+        <w:rPr>
+          <w:rFonts w:ascii="Gentium" w:hAnsi="Gentium" w:cs="Gentium"/>
+        </w:rPr>
+        <w:t>fro</w:t>
+      </w:r>
+      <w:proofErr w:type="spellEnd"/>
+      <w:r>
+        <w:rPr>
+          <w:rFonts w:ascii="Gentium" w:hAnsi="Gentium" w:cs="Gentium"/>
+        </w:rPr>
+        <w:t xml:space="preserve"> they said, “Every word that comes out of his mouth has fulfilment.” </w:t>
+      </w:r>
+      <w:r>
+        <w:rPr>
+          <w:rFonts w:ascii="Gentium" w:hAnsi="Gentium" w:cs="Gentium"/>
+          <w:b/>
+          <w:bCs/>
+          <w:color w:val="0070C0"/>
+          <w:vertAlign w:val="superscript"/>
+        </w:rPr>
+        <w:t>3</w:t>
+      </w:r>
+      <w:r>
+        <w:rPr>
+          <w:rFonts w:ascii="Gentium" w:hAnsi="Gentium" w:cs="Gentium"/>
+          <w:color w:val="0070C0"/>
+        </w:rPr>
+        <w:t> </w:t>
+      </w:r>
+      <w:r>
+        <w:rPr>
+          <w:rFonts w:ascii="Gentium" w:hAnsi="Gentium" w:cs="Gentium"/>
+        </w:rPr>
+        <w:t>And, when Joseph saw what Jesus had done, he took hold of him by his ear in anger; but Jesus was vexed and said to Joseph, “It suffices you to see me and not to touch me. For, you know not who I am, which if you knew, you would not grieve me. And albeit I am with you now, yet was I made before you.”</w:t>
       </w:r>
     </w:p>
     <w:p>
@@ -2032,7 +2187,21 @@
         <w:rPr>
           <w:rFonts w:ascii="Gentium" w:hAnsi="Gentium" w:cs="Gentium"/>
         </w:rPr>
-        <w:t xml:space="preserve">And, when Jesus heard that, he laughed and said to them, “You speak that you know, but I have knowledge more than you; for, I am before the worlds. And I know when the fathers of your fathers were begotten, and I know how many are the years of your life.” And </w:t>
+        <w:t xml:space="preserve">And, when Jesus heard that, he laughed and said to them, “You speak that you know, but I have knowledge more than you; for, I am before the worlds. And I know when the fathers of your fathers were begotten, and I know how many </w:t>
+      </w:r>
+      <w:proofErr w:type="gramStart"/>
+      <w:r>
+        <w:rPr>
+          <w:rFonts w:ascii="Gentium" w:hAnsi="Gentium" w:cs="Gentium"/>
+        </w:rPr>
+        <w:t>are the years of your life</w:t>
+      </w:r>
+      <w:proofErr w:type="gramEnd"/>
+      <w:r>
+        <w:rPr>
+          <w:rFonts w:ascii="Gentium" w:hAnsi="Gentium" w:cs="Gentium"/>
+        </w:rPr>
+        <w:t xml:space="preserve">.” And </w:t>
       </w:r>
       <w:r>
         <w:rPr>
@@ -2181,7 +2350,21 @@
         <w:rPr>
           <w:rFonts w:ascii="Gentium" w:hAnsi="Gentium" w:cs="Gentium"/>
         </w:rPr>
-        <w:t xml:space="preserve"> of the worlds) but to you nothing is given; for, I am before all worlds. And I know how many are the years of your life, and when you shall raise that standard (i.e. the cross) whereof my father spoke, </w:t>
+        <w:t xml:space="preserve"> of the worlds) but to you nothing is given; for, I am before all worlds. And I know how many </w:t>
+      </w:r>
+      <w:proofErr w:type="gramStart"/>
+      <w:r>
+        <w:rPr>
+          <w:rFonts w:ascii="Gentium" w:hAnsi="Gentium" w:cs="Gentium"/>
+        </w:rPr>
+        <w:t>are the years of your life</w:t>
+      </w:r>
+      <w:proofErr w:type="gramEnd"/>
+      <w:r>
+        <w:rPr>
+          <w:rFonts w:ascii="Gentium" w:hAnsi="Gentium" w:cs="Gentium"/>
+        </w:rPr>
+        <w:t xml:space="preserve">, and when you shall raise that standard (i.e. the cross) whereof my father spoke, </w:t>
       </w:r>
       <w:r>
         <w:rPr>
@@ -2290,7 +2473,21 @@
         <w:rPr>
           <w:rFonts w:ascii="Gentium" w:hAnsi="Gentium" w:cs="Gentium"/>
         </w:rPr>
-        <w:t xml:space="preserve">Now, that master said to Joseph, “Bring him to me and I will teach him letters.” And Joseph took the child Jesus and brought him to the house [of a certain master], where other children also were taught. But the master began to teach him the letters with sweet speech, and wrote for him the first line that goes from A to T, and began to flatter him and to teach him </w:t>
+        <w:t xml:space="preserve">Now, that master said to Joseph, “Bring him to me and I will teach him letters.” And Joseph took the child Jesus and brought him to the house [of a certain master], where other children also were taught. But the master began to teach him the letters with sweet </w:t>
+      </w:r>
+      <w:proofErr w:type="gramStart"/>
+      <w:r>
+        <w:rPr>
+          <w:rFonts w:ascii="Gentium" w:hAnsi="Gentium" w:cs="Gentium"/>
+        </w:rPr>
+        <w:t>speech, and</w:t>
+      </w:r>
+      <w:proofErr w:type="gramEnd"/>
+      <w:r>
+        <w:rPr>
+          <w:rFonts w:ascii="Gentium" w:hAnsi="Gentium" w:cs="Gentium"/>
+        </w:rPr>
+        <w:t xml:space="preserve"> wrote for him the first line that goes from A to T, and began to flatter him and to teach him </w:t>
       </w:r>
       <w:r>
         <w:rPr>
@@ -2320,7 +2517,21 @@
         <w:rPr>
           <w:rFonts w:ascii="Gentium" w:hAnsi="Gentium" w:cs="Gentium"/>
         </w:rPr>
-        <w:t>Then that teacher smote the child on the head and, when the child received the blow, he said to him, “I ought to teach you and not you to teach me. I know the letters that you would teach me, and I know that you are to me as vessels out of which comes nought but sound, and neither wisdom nor salvation of the soul. And, beginning the line, he spoke all the letters from A even to T fully with much quickness; and he looked at the master and said, “But you know not how to interpret A and B; how would you teach others? You hypocrite! If you know and can tell me concerning A, then will I tell you concerning B.” But, when the teacher began to expound concerning the first letter, he was not able to give any answer.</w:t>
+        <w:t xml:space="preserve">Then that teacher smote the child on the head and, when the child received the blow, he said to him, “I ought to teach you and not you to teach me. I know the letters that you would teach me, and I know that you are to me as vessels out of which comes nought but sound, and neither wisdom nor salvation of the soul. And, beginning the line, he spoke all the letters from </w:t>
+      </w:r>
+      <w:proofErr w:type="spellStart"/>
+      <w:r>
+        <w:rPr>
+          <w:rFonts w:ascii="Gentium" w:hAnsi="Gentium" w:cs="Gentium"/>
+        </w:rPr>
+        <w:t>A</w:t>
+      </w:r>
+      <w:proofErr w:type="spellEnd"/>
+      <w:r>
+        <w:rPr>
+          <w:rFonts w:ascii="Gentium" w:hAnsi="Gentium" w:cs="Gentium"/>
+        </w:rPr>
+        <w:t xml:space="preserve"> even to T fully with much quickness; and he looked at the master and said, “But you know not how to interpret A and B; how would you teach others? You hypocrite! If you know and can tell me concerning A, then will I tell you concerning B.” But, when the teacher began to expound concerning the first letter, he was not able to give any answer.</w:t>
       </w:r>
     </w:p>
     <w:p>
@@ -2385,7 +2596,30 @@
         <w:rPr>
           <w:rFonts w:ascii="Gentium" w:hAnsi="Gentium" w:cs="Gentium"/>
         </w:rPr>
-        <w:t xml:space="preserve">Now, when Zacheus saw that he so divided the first letter, he was confounded at such names, and at his teaching, and cried out and said, “Woe is me! For, I am confounded: I have hired shame to myself by means of this child.” And he said to Joseph, “I beg you earnestly, my brother, take him away from me; for, I cannot look on his face nor hear his mighty words. For, this child is able to subdue the fire and to restrain the sea; for, he was born before the worlds. What womb bore him or what manner of mother brought him up, I know not. </w:t>
+        <w:t xml:space="preserve">Now, when Zacheus saw that he so divided the first letter, he was confounded at such names, and at his teaching, and cried out and said, “Woe is me! For, I am confounded: I have hired shame to myself by means of this child.” </w:t>
+      </w:r>
+      <w:r>
+        <w:rPr>
+          <w:rFonts w:ascii="Gentium" w:hAnsi="Gentium" w:cs="Gentium"/>
+          <w:b/>
+          <w:bCs/>
+          <w:color w:val="0070C0"/>
+          <w:vertAlign w:val="superscript"/>
+        </w:rPr>
+        <w:t>9</w:t>
+      </w:r>
+      <w:r>
+        <w:rPr>
+          <w:rFonts w:ascii="Gentium" w:hAnsi="Gentium" w:cs="Gentium"/>
+          <w:color w:val="0070C0"/>
+        </w:rPr>
+        <w:t> </w:t>
+      </w:r>
+      <w:r>
+        <w:rPr>
+          <w:rFonts w:ascii="Gentium" w:hAnsi="Gentium" w:cs="Gentium"/>
+        </w:rPr>
+        <w:t xml:space="preserve">And he said to Joseph, “I beg you earnestly, my brother, take him away from me; for, I cannot look on his face nor hear his mighty words. For, this child is able to subdue the fire and to restrain the sea; for, he was born before the worlds. What womb bore him or what manner of mother brought him up, I know not. </w:t>
       </w:r>
       <w:r>
         <w:rPr>
@@ -2401,7 +2635,33 @@
         <w:rPr>
           <w:rFonts w:ascii="Gentium" w:hAnsi="Gentium" w:cs="Gentium"/>
         </w:rPr>
-        <w:t xml:space="preserve">O, my friends, I am astray in my wits, I am mocked, wretched man that I am. I said that I had a disciple but he is found to be my master. I cannot overcome my shame; for, I am old, and I cannot find wherewithal to answer him, so that I am likely to fall into heavy sickness and depart out of the world, or go away from this city; for, all men have seen my shame, that a child has ensnared me. What can I answer any man, or what words can I speak; for, he has overcome me at the first letter! I am confounded, O ye my friends and acquaintances, and I can find neither first nor last to answer him. </w:t>
+        <w:t xml:space="preserve">O, my friends, I am astray in my wits, I am mocked, wretched man that I am. I said that I had a disciple but he is found to be my master. I cannot overcome my shame; for, I am old, and I cannot find wherewithal to answer him, so that I am likely to fall into heavy sickness and depart out of the </w:t>
+      </w:r>
+      <w:proofErr w:type="gramStart"/>
+      <w:r>
+        <w:rPr>
+          <w:rFonts w:ascii="Gentium" w:hAnsi="Gentium" w:cs="Gentium"/>
+        </w:rPr>
+        <w:t>world, or</w:t>
+      </w:r>
+      <w:proofErr w:type="gramEnd"/>
+      <w:r>
+        <w:rPr>
+          <w:rFonts w:ascii="Gentium" w:hAnsi="Gentium" w:cs="Gentium"/>
+        </w:rPr>
+        <w:t xml:space="preserve"> go away from this city; for, all men have seen my shame, that a child has ensnared me. What can I answer any man, or what words can I speak; for, he has overcome me at the first letter! I am confounded, O y</w:t>
+      </w:r>
+      <w:r>
+        <w:rPr>
+          <w:rFonts w:ascii="Gentium" w:hAnsi="Gentium" w:cs="Gentium"/>
+        </w:rPr>
+        <w:t>ou,</w:t>
+      </w:r>
+      <w:r>
+        <w:rPr>
+          <w:rFonts w:ascii="Gentium" w:hAnsi="Gentium" w:cs="Gentium"/>
+        </w:rPr>
+        <w:t xml:space="preserve"> my friends and acquaintances, and I can find neither first nor last to answer him. </w:t>
       </w:r>
       <w:r>
         <w:rPr>
@@ -3533,7 +3793,21 @@
         <w:rPr>
           <w:rFonts w:ascii="Gentium" w:hAnsi="Gentium" w:cs="Gentium"/>
         </w:rPr>
-        <w:t>And, when there was a tumult and concourse, the young child Jesus also ran thither and by force passed through the multitude and took hold of the foot of the young man that was smitten, and straight away it was healed. And he said to the young man, “Arise now and cleave the wood and remember me.” But, when the multitude saw what was done, they worshipped the young child, saying, “Verily the spirit of God dwells in this young child.”</w:t>
+        <w:t xml:space="preserve">And, when there </w:t>
+      </w:r>
+      <w:proofErr w:type="gramStart"/>
+      <w:r>
+        <w:rPr>
+          <w:rFonts w:ascii="Gentium" w:hAnsi="Gentium" w:cs="Gentium"/>
+        </w:rPr>
+        <w:t>was</w:t>
+      </w:r>
+      <w:proofErr w:type="gramEnd"/>
+      <w:r>
+        <w:rPr>
+          <w:rFonts w:ascii="Gentium" w:hAnsi="Gentium" w:cs="Gentium"/>
+        </w:rPr>
+        <w:t xml:space="preserve"> a tumult and concourse, the young child Jesus also ran thither and by force passed through the multitude and took hold of the foot of the young man that was smitten, and straight away it was healed. And he said to the young man, “Arise now and cleave the wood and remember me.” But, when the multitude saw what was done, they worshipped the young child, saying, “Verily the spirit of God dwells in this young child.”</w:t>
       </w:r>
     </w:p>
     <w:p>
@@ -4357,7 +4631,30 @@
         <w:rPr>
           <w:rFonts w:ascii="Gentium" w:hAnsi="Gentium" w:cs="Gentium"/>
         </w:rPr>
-        <w:t xml:space="preserve"> at the middle part).” And Joseph did as the young child said to him. And Jesus stood at the other end and took hold of the shorter beam and stretched it and made it equal with the other. And his father Joseph saw it and marvelled; and he embraced the young child and kissed him, saying, “Happy am I; for, God has given me this young child.”</w:t>
+        <w:t xml:space="preserve"> at the middle part).” </w:t>
+      </w:r>
+      <w:r>
+        <w:rPr>
+          <w:rFonts w:ascii="Gentium" w:hAnsi="Gentium" w:cs="Gentium"/>
+          <w:b/>
+          <w:bCs/>
+          <w:color w:val="0070C0"/>
+          <w:vertAlign w:val="superscript"/>
+        </w:rPr>
+        <w:t>2</w:t>
+      </w:r>
+      <w:r>
+        <w:rPr>
+          <w:rFonts w:ascii="Gentium" w:hAnsi="Gentium" w:cs="Gentium"/>
+          <w:color w:val="0070C0"/>
+        </w:rPr>
+        <w:t> </w:t>
+      </w:r>
+      <w:r>
+        <w:rPr>
+          <w:rFonts w:ascii="Gentium" w:hAnsi="Gentium" w:cs="Gentium"/>
+        </w:rPr>
+        <w:t>And Joseph did as the young child said to him. And Jesus stood at the other end and took hold of the shorter beam and stretched it and made it equal with the other. And his father Joseph saw it and marvelled; and he embraced the young child and kissed him, saying, “Happy am I; for, God has given me this young child.”</w:t>
       </w:r>
     </w:p>
     <w:p>
@@ -4922,7 +5219,30 @@
           <w:rFonts w:ascii="Gentium" w:hAnsi="Gentium" w:cs="Gentium"/>
         </w:rPr>
         <w:lastRenderedPageBreak/>
-        <w:t>mother of the child, “Take up your son and give him suck, and remember me.” 2 But the multitudes, when they saw that miracle, said, “Of a truth, this child is from heaven; for, now has he set free many souls from death and has saved all those who hoped in him.”</w:t>
+        <w:t xml:space="preserve">mother of the child, “Take up your son and give him suck, and remember me.” </w:t>
+      </w:r>
+      <w:r>
+        <w:rPr>
+          <w:rFonts w:ascii="Gentium" w:hAnsi="Gentium" w:cs="Gentium"/>
+          <w:b/>
+          <w:bCs/>
+          <w:color w:val="0070C0"/>
+          <w:vertAlign w:val="superscript"/>
+        </w:rPr>
+        <w:t>2</w:t>
+      </w:r>
+      <w:r>
+        <w:rPr>
+          <w:rFonts w:ascii="Gentium" w:hAnsi="Gentium" w:cs="Gentium"/>
+          <w:color w:val="0070C0"/>
+        </w:rPr>
+        <w:t> </w:t>
+      </w:r>
+      <w:r>
+        <w:rPr>
+          <w:rFonts w:ascii="Gentium" w:hAnsi="Gentium" w:cs="Gentium"/>
+        </w:rPr>
+        <w:t>But the multitudes, when they saw that miracle, said, “Of a truth, this child is from heaven; for, now has he set free many souls from death and has saved all those who hoped in him.”</w:t>
       </w:r>
     </w:p>
     <w:p>
@@ -4991,7 +5311,21 @@
         <w:rPr>
           <w:rFonts w:ascii="Gentium" w:hAnsi="Gentium" w:cs="Gentium"/>
         </w:rPr>
-        <w:t>And Jesus arose and followed his mother. But Mary kept in her heart all the great signs that Jesus wrought among the people, in healing many that were sick. And Jesus increased in stature and wisdom, and all that saw him glorified God the Father Almighty, Who is blessed for ever and ever. Amen.</w:t>
+        <w:t xml:space="preserve">And Jesus arose and followed his mother. But Mary kept in her heart all the great signs that Jesus wrought among the people, in healing many that were sick. And Jesus increased in stature and wisdom, and all that saw him glorified God the Father Almighty, </w:t>
+      </w:r>
+      <w:proofErr w:type="gramStart"/>
+      <w:r>
+        <w:rPr>
+          <w:rFonts w:ascii="Gentium" w:hAnsi="Gentium" w:cs="Gentium"/>
+        </w:rPr>
+        <w:t>Who</w:t>
+      </w:r>
+      <w:proofErr w:type="gramEnd"/>
+      <w:r>
+        <w:rPr>
+          <w:rFonts w:ascii="Gentium" w:hAnsi="Gentium" w:cs="Gentium"/>
+        </w:rPr>
+        <w:t xml:space="preserve"> is blessed for ever and ever. Amen.</w:t>
       </w:r>
     </w:p>
     <w:p>
@@ -5480,7 +5814,21 @@
         <w:rPr>
           <w:rFonts w:ascii="Gentium" w:hAnsi="Gentium" w:cs="Gentium"/>
         </w:rPr>
-        <w:t xml:space="preserve">And, after these things, in the neighbourhood of Joseph, a little child fell sick and died, and his mother wept sorely. And Jesus heard that there was great mourning and trouble, and he ran quickly and found the child dead; and he touched his breast and said, “I say to you, child, do not die but live and be with your mother.” And straight away it looked up and laughed. And he said to the woman, “Take him up and give him milk, </w:t>
+        <w:t xml:space="preserve">And, after these things, in the neighbourhood of Joseph, a little child fell sick and died, and his mother wept sorely. And Jesus heard that there </w:t>
+      </w:r>
+      <w:proofErr w:type="gramStart"/>
+      <w:r>
+        <w:rPr>
+          <w:rFonts w:ascii="Gentium" w:hAnsi="Gentium" w:cs="Gentium"/>
+        </w:rPr>
+        <w:t>was</w:t>
+      </w:r>
+      <w:proofErr w:type="gramEnd"/>
+      <w:r>
+        <w:rPr>
+          <w:rFonts w:ascii="Gentium" w:hAnsi="Gentium" w:cs="Gentium"/>
+        </w:rPr>
+        <w:t xml:space="preserve"> great mourning and trouble, and he ran quickly and found the child dead; and he touched his breast and said, “I say to you, child, do not die but live and be with your mother.” And straight away it looked up and laughed. And he said to the woman, “Take him up and give him milk, </w:t>
       </w:r>
       <w:r>
         <w:rPr>
@@ -5578,7 +5926,30 @@
         <w:rPr>
           <w:rFonts w:ascii="Gentium" w:hAnsi="Gentium" w:cs="Gentium"/>
         </w:rPr>
-        <w:t>And, after some time, there was work of building. And there came a great tumult, and Jesus arose and went thither; and he saw a man lying dead, and took hold of his hand and said, “Man, I say to you, arise and do your work.” And, immediately, he arose and worshipped him. 2 And, when the multitude saw it, they were astonished, and said, “This young child is from heaven; for, he has saved many souls from death and has power to save them all his life long.”</w:t>
+        <w:t xml:space="preserve">And, after some time, there was work of building. And there came a great tumult, and Jesus arose and went thither; and he saw a man lying dead, and took hold of his hand and said, “Man, I say to you, arise and do your work.” And, immediately, he arose and worshipped him. </w:t>
+      </w:r>
+      <w:r>
+        <w:rPr>
+          <w:rFonts w:ascii="Gentium" w:hAnsi="Gentium" w:cs="Gentium"/>
+          <w:b/>
+          <w:bCs/>
+          <w:color w:val="0070C0"/>
+          <w:vertAlign w:val="superscript"/>
+        </w:rPr>
+        <w:t>2</w:t>
+      </w:r>
+      <w:r>
+        <w:rPr>
+          <w:rFonts w:ascii="Gentium" w:hAnsi="Gentium" w:cs="Gentium"/>
+          <w:color w:val="0070C0"/>
+        </w:rPr>
+        <w:t> </w:t>
+      </w:r>
+      <w:r>
+        <w:rPr>
+          <w:rFonts w:ascii="Gentium" w:hAnsi="Gentium" w:cs="Gentium"/>
+        </w:rPr>
+        <w:t>And, when the multitude saw it, they were astonished, and said, “This young child is from heaven; for, he has saved many souls from death and has power to save them all his life long.”</w:t>
       </w:r>
     </w:p>
     <w:p>
@@ -5711,7 +6082,21 @@
         <w:rPr>
           <w:rFonts w:ascii="Gentium" w:hAnsi="Gentium" w:cs="Gentium"/>
         </w:rPr>
-        <w:t xml:space="preserve">And his mother Mary came near and said to him, “Child, why have you done this to us? Behold, we have sought you, worrying.” And Jesus said to them, “Why do you seek me? Do you not know that I must be in my Father’s house?” </w:t>
+        <w:t xml:space="preserve">And his mother Mary came near and said to him, “Child, why have you done this to us? Behold, we have sought you, worrying.” And Jesus said to them, “Why do you seek me? Do you not know that I must be in my </w:t>
+      </w:r>
+      <w:proofErr w:type="gramStart"/>
+      <w:r>
+        <w:rPr>
+          <w:rFonts w:ascii="Gentium" w:hAnsi="Gentium" w:cs="Gentium"/>
+        </w:rPr>
+        <w:t>Father’s</w:t>
+      </w:r>
+      <w:proofErr w:type="gramEnd"/>
+      <w:r>
+        <w:rPr>
+          <w:rFonts w:ascii="Gentium" w:hAnsi="Gentium" w:cs="Gentium"/>
+        </w:rPr>
+        <w:t xml:space="preserve"> house?” </w:t>
       </w:r>
       <w:r>
         <w:rPr>
